--- a/Отчеты/Разбор_Лр_1_САиМИС.docx
+++ b/Отчеты/Разбор_Лр_1_САиМИС.docx
@@ -4,24 +4,61 @@
   <w:body>
     <w:p>
       <w:pPr>
+        <w:ind w:firstLine="0"/>
         <w:jc w:val="center"/>
       </w:pPr>
       <w:r>
         <w:rPr>
+          <w:rFonts w:ascii="Times New Roman" w:hAnsi="Times New Roman" w:eastAsia="Times New Roman" w:cs="Times New Roman"/>
           <w:b w:val="0"/>
           <w:i w:val="0"/>
+          <w:color w:val="000000"/>
+          <w:sz w:val="24"/>
         </w:rPr>
-        <w:t>Дисциплина: САиМИС (системный анализ и моделирование информационных систем)</w:t>
+        <w:t>Министерство науки и высшего образования Российской Федерации</w:t>
       </w:r>
     </w:p>
     <w:p>
       <w:pPr>
+        <w:ind w:firstLine="0"/>
         <w:jc w:val="center"/>
       </w:pPr>
       <w:r>
         <w:rPr>
+          <w:rFonts w:ascii="Times New Roman" w:hAnsi="Times New Roman" w:eastAsia="Times New Roman" w:cs="Times New Roman"/>
+          <w:b w:val="0"/>
+          <w:i w:val="0"/>
+          <w:color w:val="000000"/>
+          <w:sz w:val="26"/>
+        </w:rPr>
+        <w:t>Дисциплина: системный анализ и моделирование информационных систем (САиМИС)</w:t>
+      </w:r>
+    </w:p>
+    <w:p>
+      <w:pPr>
+        <w:ind w:firstLine="0"/>
+      </w:pPr>
+      <w:r>
+        <w:rPr>
+          <w:rFonts w:ascii="Times New Roman" w:hAnsi="Times New Roman" w:eastAsia="Times New Roman" w:cs="Times New Roman"/>
+          <w:b w:val="0"/>
+          <w:i w:val="0"/>
+          <w:color w:val="000000"/>
+          <w:sz w:val="20"/>
+        </w:rPr>
+      </w:r>
+    </w:p>
+    <w:p>
+      <w:pPr>
+        <w:ind w:firstLine="0"/>
+        <w:jc w:val="center"/>
+      </w:pPr>
+      <w:r>
+        <w:rPr>
+          <w:rFonts w:ascii="Times New Roman" w:hAnsi="Times New Roman" w:eastAsia="Times New Roman" w:cs="Times New Roman"/>
           <w:b/>
           <w:i w:val="0"/>
+          <w:color w:val="000000"/>
           <w:sz w:val="32"/>
         </w:rPr>
         <w:t>Разбор лабораторной работы «Лр 1 САиМИС»</w:t>
@@ -29,74 +66,232 @@
     </w:p>
     <w:p>
       <w:pPr>
+        <w:ind w:firstLine="0"/>
+        <w:jc w:val="center"/>
+      </w:pPr>
+      <w:r>
+        <w:rPr>
+          <w:rFonts w:ascii="Times New Roman" w:hAnsi="Times New Roman" w:eastAsia="Times New Roman" w:cs="Times New Roman"/>
+          <w:b w:val="0"/>
+          <w:i/>
+          <w:color w:val="000000"/>
+          <w:sz w:val="26"/>
+        </w:rPr>
+        <w:t>Модель обработки запросов сервером в MATLAB/Simulink</w:t>
+      </w:r>
+    </w:p>
+    <w:p>
+      <w:pPr>
+        <w:ind w:firstLine="0"/>
+      </w:pPr>
+      <w:r>
+        <w:rPr>
+          <w:rFonts w:ascii="Times New Roman" w:hAnsi="Times New Roman" w:eastAsia="Times New Roman" w:cs="Times New Roman"/>
+          <w:b w:val="0"/>
+          <w:i w:val="0"/>
+          <w:color w:val="000000"/>
+          <w:sz w:val="20"/>
+        </w:rPr>
+      </w:r>
+    </w:p>
+    <w:p>
+      <w:pPr>
+        <w:ind w:firstLine="0"/>
         <w:jc w:val="right"/>
       </w:pPr>
       <w:r>
         <w:rPr>
+          <w:rFonts w:ascii="Times New Roman" w:hAnsi="Times New Roman" w:eastAsia="Times New Roman" w:cs="Times New Roman"/>
           <w:b w:val="0"/>
           <w:i w:val="0"/>
+          <w:color w:val="000000"/>
+          <w:sz w:val="28"/>
         </w:rPr>
-        <w:t>Выполнил(а): [ФИО], гр. [группа]</w:t>
+        <w:t>Выполнил: Мейер-Шишнёв Владислав Алексеевич</w:t>
       </w:r>
     </w:p>
     <w:p>
       <w:pPr>
-        <w:jc w:val="right"/>
+        <w:ind w:firstLine="0"/>
       </w:pPr>
       <w:r>
         <w:rPr>
+          <w:rFonts w:ascii="Times New Roman" w:hAnsi="Times New Roman" w:eastAsia="Times New Roman" w:cs="Times New Roman"/>
           <w:b w:val="0"/>
           <w:i w:val="0"/>
+          <w:color w:val="000000"/>
+          <w:sz w:val="16"/>
         </w:rPr>
-        <w:t>Проверил(а): [ФИО преподавателя]</w:t>
-      </w:r>
-    </w:p>
-    <w:p/>
-    <w:p>
-      <w:pPr>
-        <w:jc w:val="center"/>
-      </w:pPr>
-      <w:r>
-        <w:rPr>
-          <w:b w:val="0"/>
-          <w:i/>
-        </w:rPr>
-        <w:t>Тема: Построение модели обработки запросов сервером в среде MATLAB Simulink</w:t>
-      </w:r>
-    </w:p>
-    <w:p>
-      <w:r>
-        <w:rPr>
-          <w:b w:val="0"/>
-          <w:i w:val="0"/>
-        </w:rPr>
-        <w:t>Задание: построить модель обработки запросов и приоритетных запросов сервером с использованием очереди. Разбор выполняется по трём пунктам: (1) описание моделируемого реального объекта с настройками; (2) цель создания модели и получаемые статистические данные; (3) обоснование времени прогона модели.</w:t>
       </w:r>
     </w:p>
     <w:p>
       <w:pPr>
         <w:pStyle w:val="Heading1"/>
+        <w:ind w:firstLine="0"/>
       </w:pPr>
       <w:r>
         <w:t>1. Моделируемый реальный объект и его настройки</w:t>
       </w:r>
     </w:p>
     <w:p>
+      <w:pPr>
+        <w:ind w:firstLine="709"/>
+      </w:pPr>
       <w:r>
         <w:rPr>
+          <w:rFonts w:ascii="Times New Roman" w:hAnsi="Times New Roman" w:eastAsia="Times New Roman" w:cs="Times New Roman"/>
           <w:b w:val="0"/>
           <w:i w:val="0"/>
+          <w:color w:val="000000"/>
+          <w:sz w:val="28"/>
         </w:rPr>
-        <w:t>Моделируемый реальный объект — компания по разработке программного обеспечения, все действия сотрудников которой проходят через общий сервер (сервер обработки заявок/задач). В компании работают разработчики двух типов: старшие программисты и младшие программисты. Запросы старших программистов являются приоритетными и должны выполняться раньше запросов младших программистов. Модель реализует приоритетное обслуживание с помощью очереди.</w:t>
+        <w:t>Реальный объект — компания по разработке программного обеспечения. Все действия сотрудников идут через общий сервер. В компании два типа разработчиков: старшие и младшие программисты. Запросы старших должны выполняться первыми.</w:t>
       </w:r>
     </w:p>
     <w:p>
+      <w:pPr>
+        <w:ind w:firstLine="709"/>
+      </w:pPr>
       <w:r>
         <w:rPr>
+          <w:rFonts w:ascii="Times New Roman" w:hAnsi="Times New Roman" w:eastAsia="Times New Roman" w:cs="Times New Roman"/>
           <w:b w:val="0"/>
           <w:i w:val="0"/>
+          <w:color w:val="000000"/>
+          <w:sz w:val="28"/>
         </w:rPr>
-        <w:t>Настройки объекта, выявленные из описания модели:</w:t>
+        <w:t>В модели младшие программисты — это генератор обычных запросов, старшие — генератор приоритетных. Очередь копит обычные запросы. Path Combiner отдаёт приоритет входу, на который приходят запросы старших. Single Server — сам сервер компании, время выполнения задачи случайное.</w:t>
+      </w:r>
+    </w:p>
+    <w:p>
+      <w:pPr>
+        <w:spacing w:after="40"/>
+        <w:ind w:firstLine="0"/>
+        <w:jc w:val="center"/>
+      </w:pPr>
+      <w:r>
+        <w:drawing>
+          <wp:inline xmlns:a="http://schemas.openxmlformats.org/drawingml/2006/main" xmlns:pic="http://schemas.openxmlformats.org/drawingml/2006/picture">
+            <wp:extent cx="5580000" cy="4042265"/>
+            <wp:docPr id="1" name="Picture 1"/>
+            <wp:cNvGraphicFramePr>
+              <a:graphicFrameLocks noChangeAspect="1"/>
+            </wp:cNvGraphicFramePr>
+            <a:graphic>
+              <a:graphicData uri="http://schemas.openxmlformats.org/drawingml/2006/picture">
+                <pic:pic>
+                  <pic:nvPicPr>
+                    <pic:cNvPr id="0" name="l1_scheme.png"/>
+                    <pic:cNvPicPr/>
+                  </pic:nvPicPr>
+                  <pic:blipFill>
+                    <a:blip r:embed="rId9"/>
+                    <a:stretch>
+                      <a:fillRect/>
+                    </a:stretch>
+                  </pic:blipFill>
+                  <pic:spPr>
+                    <a:xfrm>
+                      <a:off x="0" y="0"/>
+                      <a:ext cx="5580000" cy="4042265"/>
+                    </a:xfrm>
+                    <a:prstGeom prst="rect"/>
+                  </pic:spPr>
+                </pic:pic>
+              </a:graphicData>
+            </a:graphic>
+          </wp:inline>
+        </w:drawing>
+      </w:r>
+    </w:p>
+    <w:p>
+      <w:pPr>
+        <w:spacing w:after="200"/>
+        <w:ind w:firstLine="0"/>
+        <w:jc w:val="center"/>
+      </w:pPr>
+      <w:r>
+        <w:rPr>
+          <w:rFonts w:ascii="Times New Roman" w:hAnsi="Times New Roman" w:eastAsia="Times New Roman" w:cs="Times New Roman"/>
+          <w:b w:val="0"/>
+          <w:i/>
+          <w:color w:val="000000"/>
+          <w:sz w:val="24"/>
+        </w:rPr>
+        <w:t>Рисунок 1 — Схема модели обработки запросов (нумерация блоков)</w:t>
+      </w:r>
+    </w:p>
+    <w:p>
+      <w:pPr>
+        <w:spacing w:after="40"/>
+        <w:ind w:firstLine="0"/>
+        <w:jc w:val="center"/>
+      </w:pPr>
+      <w:r>
+        <w:drawing>
+          <wp:inline xmlns:a="http://schemas.openxmlformats.org/drawingml/2006/main" xmlns:pic="http://schemas.openxmlformats.org/drawingml/2006/picture">
+            <wp:extent cx="5580000" cy="3549581"/>
+            <wp:docPr id="2" name="Picture 2"/>
+            <wp:cNvGraphicFramePr>
+              <a:graphicFrameLocks noChangeAspect="1"/>
+            </wp:cNvGraphicFramePr>
+            <a:graphic>
+              <a:graphicData uri="http://schemas.openxmlformats.org/drawingml/2006/picture">
+                <pic:pic>
+                  <pic:nvPicPr>
+                    <pic:cNvPr id="0" name="l1_simulink.png"/>
+                    <pic:cNvPicPr/>
+                  </pic:nvPicPr>
+                  <pic:blipFill>
+                    <a:blip r:embed="rId10"/>
+                    <a:stretch>
+                      <a:fillRect/>
+                    </a:stretch>
+                  </pic:blipFill>
+                  <pic:spPr>
+                    <a:xfrm>
+                      <a:off x="0" y="0"/>
+                      <a:ext cx="5580000" cy="3549581"/>
+                    </a:xfrm>
+                    <a:prstGeom prst="rect"/>
+                  </pic:spPr>
+                </pic:pic>
+              </a:graphicData>
+            </a:graphic>
+          </wp:inline>
+        </w:drawing>
+      </w:r>
+    </w:p>
+    <w:p>
+      <w:pPr>
+        <w:spacing w:after="200"/>
+        <w:ind w:firstLine="0"/>
+        <w:jc w:val="center"/>
+      </w:pPr>
+      <w:r>
+        <w:rPr>
+          <w:rFonts w:ascii="Times New Roman" w:hAnsi="Times New Roman" w:eastAsia="Times New Roman" w:cs="Times New Roman"/>
+          <w:b w:val="0"/>
+          <w:i/>
+          <w:color w:val="000000"/>
+          <w:sz w:val="24"/>
+        </w:rPr>
+        <w:t>Рисунок 2 — Модель в окне Simulink (lab1)</w:t>
+      </w:r>
+    </w:p>
+    <w:p>
+      <w:pPr>
+        <w:ind w:firstLine="709"/>
+      </w:pPr>
+      <w:r>
+        <w:rPr>
+          <w:rFonts w:ascii="Times New Roman" w:hAnsi="Times New Roman" w:eastAsia="Times New Roman" w:cs="Times New Roman"/>
+          <w:b w:val="0"/>
+          <w:i w:val="0"/>
+          <w:color w:val="000000"/>
+          <w:sz w:val="28"/>
+        </w:rPr>
+        <w:t>Настройки, которые стоят в блоках:</w:t>
       </w:r>
     </w:p>
     <w:tbl>
@@ -116,14 +311,19 @@
             <w:tcW w:type="dxa" w:w="3118"/>
           </w:tcPr>
           <w:p>
+            <w:pPr>
+              <w:ind w:firstLine="0"/>
+            </w:pPr>
             <w:r/>
             <w:r>
               <w:rPr>
-                <w:rFonts w:ascii="Times New Roman" w:hAnsi="Times New Roman"/>
+                <w:rFonts w:ascii="Times New Roman" w:hAnsi="Times New Roman" w:eastAsia="Times New Roman" w:cs="Times New Roman"/>
                 <w:b/>
+                <w:i w:val="0"/>
+                <w:color w:val="000000"/>
                 <w:sz w:val="24"/>
               </w:rPr>
-              <w:t>Параметр / роль объекта</w:t>
+              <w:t>Элемент объекта</w:t>
             </w:r>
           </w:p>
         </w:tc>
@@ -132,14 +332,19 @@
             <w:tcW w:type="dxa" w:w="5669"/>
           </w:tcPr>
           <w:p>
+            <w:pPr>
+              <w:ind w:firstLine="0"/>
+            </w:pPr>
             <w:r/>
             <w:r>
               <w:rPr>
-                <w:rFonts w:ascii="Times New Roman" w:hAnsi="Times New Roman"/>
+                <w:rFonts w:ascii="Times New Roman" w:hAnsi="Times New Roman" w:eastAsia="Times New Roman" w:cs="Times New Roman"/>
                 <w:b/>
+                <w:i w:val="0"/>
+                <w:color w:val="000000"/>
                 <w:sz w:val="24"/>
               </w:rPr>
-              <w:t>Значение в модели</w:t>
+              <w:t>Блок и параметры</w:t>
             </w:r>
           </w:p>
         </w:tc>
@@ -150,13 +355,19 @@
             <w:tcW w:type="dxa" w:w="3118"/>
           </w:tcPr>
           <w:p>
+            <w:pPr>
+              <w:ind w:firstLine="0"/>
+            </w:pPr>
             <w:r/>
             <w:r>
               <w:rPr>
-                <w:rFonts w:ascii="Times New Roman" w:hAnsi="Times New Roman"/>
+                <w:rFonts w:ascii="Times New Roman" w:hAnsi="Times New Roman" w:eastAsia="Times New Roman" w:cs="Times New Roman"/>
+                <w:b w:val="0"/>
+                <w:i w:val="0"/>
+                <w:color w:val="000000"/>
                 <w:sz w:val="24"/>
               </w:rPr>
-              <w:t>Младшие программисты (обычные запросы)</w:t>
+              <w:t>Младшие программисты</w:t>
             </w:r>
           </w:p>
         </w:tc>
@@ -165,13 +376,19 @@
             <w:tcW w:type="dxa" w:w="5669"/>
           </w:tcPr>
           <w:p>
+            <w:pPr>
+              <w:ind w:firstLine="0"/>
+            </w:pPr>
             <w:r/>
             <w:r>
               <w:rPr>
-                <w:rFonts w:ascii="Times New Roman" w:hAnsi="Times New Roman"/>
+                <w:rFonts w:ascii="Times New Roman" w:hAnsi="Times New Roman" w:eastAsia="Times New Roman" w:cs="Times New Roman"/>
+                <w:b w:val="0"/>
+                <w:i w:val="0"/>
+                <w:color w:val="000000"/>
                 <w:sz w:val="24"/>
               </w:rPr>
-              <w:t>Time-Based Entity Generator, Period = 2 (интервал генерации запросов 2 с)</w:t>
+              <w:t>Time-Based Entity Generator (блок 1), Period = 2</w:t>
             </w:r>
           </w:p>
         </w:tc>
@@ -182,13 +399,19 @@
             <w:tcW w:type="dxa" w:w="3118"/>
           </w:tcPr>
           <w:p>
+            <w:pPr>
+              <w:ind w:firstLine="0"/>
+            </w:pPr>
             <w:r/>
             <w:r>
               <w:rPr>
-                <w:rFonts w:ascii="Times New Roman" w:hAnsi="Times New Roman"/>
+                <w:rFonts w:ascii="Times New Roman" w:hAnsi="Times New Roman" w:eastAsia="Times New Roman" w:cs="Times New Roman"/>
+                <w:b w:val="0"/>
+                <w:i w:val="0"/>
+                <w:color w:val="000000"/>
                 <w:sz w:val="24"/>
               </w:rPr>
-              <w:t>Старшие программисты (приоритетные запросы)</w:t>
+              <w:t>Старшие программисты</w:t>
             </w:r>
           </w:p>
         </w:tc>
@@ -197,13 +420,19 @@
             <w:tcW w:type="dxa" w:w="5669"/>
           </w:tcPr>
           <w:p>
+            <w:pPr>
+              <w:ind w:firstLine="0"/>
+            </w:pPr>
             <w:r/>
             <w:r>
               <w:rPr>
-                <w:rFonts w:ascii="Times New Roman" w:hAnsi="Times New Roman"/>
+                <w:rFonts w:ascii="Times New Roman" w:hAnsi="Times New Roman" w:eastAsia="Times New Roman" w:cs="Times New Roman"/>
+                <w:b w:val="0"/>
+                <w:i w:val="0"/>
+                <w:color w:val="000000"/>
                 <w:sz w:val="24"/>
               </w:rPr>
-              <w:t>Time-Based Entity Generator1, Period = 10 (интервал генерации запросов 10 с); статистика Number of entities departed — «количество приоритетных запросов»</w:t>
+              <w:t>Time-Based Entity Generator1 (блок 6), Period = 10; #d — число приоритетных запросов</w:t>
             </w:r>
           </w:p>
         </w:tc>
@@ -214,13 +443,19 @@
             <w:tcW w:type="dxa" w:w="3118"/>
           </w:tcPr>
           <w:p>
+            <w:pPr>
+              <w:ind w:firstLine="0"/>
+            </w:pPr>
             <w:r/>
             <w:r>
               <w:rPr>
-                <w:rFonts w:ascii="Times New Roman" w:hAnsi="Times New Roman"/>
+                <w:rFonts w:ascii="Times New Roman" w:hAnsi="Times New Roman" w:eastAsia="Times New Roman" w:cs="Times New Roman"/>
+                <w:b w:val="0"/>
+                <w:i w:val="0"/>
+                <w:color w:val="000000"/>
                 <w:sz w:val="24"/>
               </w:rPr>
-              <w:t>Очередь запросов</w:t>
+              <w:t>Очередь к серверу</w:t>
             </w:r>
           </w:p>
         </w:tc>
@@ -229,13 +464,19 @@
             <w:tcW w:type="dxa" w:w="5669"/>
           </w:tcPr>
           <w:p>
+            <w:pPr>
+              <w:ind w:firstLine="0"/>
+            </w:pPr>
             <w:r/>
             <w:r>
               <w:rPr>
-                <w:rFonts w:ascii="Times New Roman" w:hAnsi="Times New Roman"/>
+                <w:rFonts w:ascii="Times New Roman" w:hAnsi="Times New Roman" w:eastAsia="Times New Roman" w:cs="Times New Roman"/>
+                <w:b w:val="0"/>
+                <w:i w:val="0"/>
+                <w:color w:val="000000"/>
                 <w:sz w:val="24"/>
               </w:rPr>
-              <w:t>FIFO Queue, Capacity = 25 (пропускная способность очереди); статистики: Number of entities departed — «количество неприоритетных запросов», Average wait — время ожидания в очереди</w:t>
+              <w:t>FIFO Queue, Capacity = 25; #d — число обычных запросов, Average wait — время в очереди</w:t>
             </w:r>
           </w:p>
         </w:tc>
@@ -246,13 +487,19 @@
             <w:tcW w:type="dxa" w:w="3118"/>
           </w:tcPr>
           <w:p>
+            <w:pPr>
+              <w:ind w:firstLine="0"/>
+            </w:pPr>
             <w:r/>
             <w:r>
               <w:rPr>
-                <w:rFonts w:ascii="Times New Roman" w:hAnsi="Times New Roman"/>
+                <w:rFonts w:ascii="Times New Roman" w:hAnsi="Times New Roman" w:eastAsia="Times New Roman" w:cs="Times New Roman"/>
+                <w:b w:val="0"/>
+                <w:i w:val="0"/>
+                <w:color w:val="000000"/>
                 <w:sz w:val="24"/>
               </w:rPr>
-              <w:t>Приоритетное обслуживание</w:t>
+              <w:t>Приоритет старших</w:t>
             </w:r>
           </w:p>
         </w:tc>
@@ -261,13 +508,19 @@
             <w:tcW w:type="dxa" w:w="5669"/>
           </w:tcPr>
           <w:p>
+            <w:pPr>
+              <w:ind w:firstLine="0"/>
+            </w:pPr>
             <w:r/>
             <w:r>
               <w:rPr>
-                <w:rFonts w:ascii="Times New Roman" w:hAnsi="Times New Roman"/>
+                <w:rFonts w:ascii="Times New Roman" w:hAnsi="Times New Roman" w:eastAsia="Times New Roman" w:cs="Times New Roman"/>
+                <w:b w:val="0"/>
+                <w:i w:val="0"/>
+                <w:color w:val="000000"/>
                 <w:sz w:val="24"/>
               </w:rPr>
-              <w:t>Path Combiner: Number of entity input ports = 2, Input port precedence = In1 (приоритетный поток — порт 1)</w:t>
+              <w:t>Path Combiner: 2 входа, Input port precedence = IN1</w:t>
             </w:r>
           </w:p>
         </w:tc>
@@ -278,10 +531,16 @@
             <w:tcW w:type="dxa" w:w="3118"/>
           </w:tcPr>
           <w:p>
+            <w:pPr>
+              <w:ind w:firstLine="0"/>
+            </w:pPr>
             <w:r/>
             <w:r>
               <w:rPr>
-                <w:rFonts w:ascii="Times New Roman" w:hAnsi="Times New Roman"/>
+                <w:rFonts w:ascii="Times New Roman" w:hAnsi="Times New Roman" w:eastAsia="Times New Roman" w:cs="Times New Roman"/>
+                <w:b w:val="0"/>
+                <w:i w:val="0"/>
+                <w:color w:val="000000"/>
                 <w:sz w:val="24"/>
               </w:rPr>
               <w:t>Сервер</w:t>
@@ -293,13 +552,19 @@
             <w:tcW w:type="dxa" w:w="5669"/>
           </w:tcPr>
           <w:p>
+            <w:pPr>
+              <w:ind w:firstLine="0"/>
+            </w:pPr>
             <w:r/>
             <w:r>
               <w:rPr>
-                <w:rFonts w:ascii="Times New Roman" w:hAnsi="Times New Roman"/>
+                <w:rFonts w:ascii="Times New Roman" w:hAnsi="Times New Roman" w:eastAsia="Times New Roman" w:cs="Times New Roman"/>
+                <w:b w:val="0"/>
+                <w:i w:val="0"/>
+                <w:color w:val="000000"/>
                 <w:sz w:val="24"/>
               </w:rPr>
-              <w:t>Single Server: Service time from = Signal port t; статистики: Number of entities departed, Utilization (нагрузка 0…1)</w:t>
+              <w:t>Single Server, Service time from = Signal port t; #d, Utilization</w:t>
             </w:r>
           </w:p>
         </w:tc>
@@ -310,13 +575,19 @@
             <w:tcW w:type="dxa" w:w="3118"/>
           </w:tcPr>
           <w:p>
+            <w:pPr>
+              <w:ind w:firstLine="0"/>
+            </w:pPr>
             <w:r/>
             <w:r>
               <w:rPr>
-                <w:rFonts w:ascii="Times New Roman" w:hAnsi="Times New Roman"/>
+                <w:rFonts w:ascii="Times New Roman" w:hAnsi="Times New Roman" w:eastAsia="Times New Roman" w:cs="Times New Roman"/>
+                <w:b w:val="0"/>
+                <w:i w:val="0"/>
+                <w:color w:val="000000"/>
                 <w:sz w:val="24"/>
               </w:rPr>
-              <w:t>Время обслуживания запроса</w:t>
+              <w:t>Время выполнения задачи</w:t>
             </w:r>
           </w:p>
         </w:tc>
@@ -325,13 +596,19 @@
             <w:tcW w:type="dxa" w:w="5669"/>
           </w:tcPr>
           <w:p>
+            <w:pPr>
+              <w:ind w:firstLine="0"/>
+            </w:pPr>
             <w:r/>
             <w:r>
               <w:rPr>
-                <w:rFonts w:ascii="Times New Roman" w:hAnsi="Times New Roman"/>
+                <w:rFonts w:ascii="Times New Roman" w:hAnsi="Times New Roman" w:eastAsia="Times New Roman" w:cs="Times New Roman"/>
+                <w:b w:val="0"/>
+                <w:i w:val="0"/>
+                <w:color w:val="000000"/>
                 <w:sz w:val="24"/>
               </w:rPr>
-              <w:t>Event-Based Random Number: Minimum = 1, Maximum = 2 (равномерное распределение 1…2 с), Seed = 1234</w:t>
+              <w:t>Event-Based Random Number: Uniform, Min = 1, Max = 2, Seed = 1234</w:t>
             </w:r>
           </w:p>
         </w:tc>
@@ -342,13 +619,19 @@
             <w:tcW w:type="dxa" w:w="3118"/>
           </w:tcPr>
           <w:p>
+            <w:pPr>
+              <w:ind w:firstLine="0"/>
+            </w:pPr>
             <w:r/>
             <w:r>
               <w:rPr>
-                <w:rFonts w:ascii="Times New Roman" w:hAnsi="Times New Roman"/>
+                <w:rFonts w:ascii="Times New Roman" w:hAnsi="Times New Roman" w:eastAsia="Times New Roman" w:cs="Times New Roman"/>
+                <w:b w:val="0"/>
+                <w:i w:val="0"/>
+                <w:color w:val="000000"/>
                 <w:sz w:val="24"/>
               </w:rPr>
-              <w:t>Визуализация</w:t>
+              <w:t>Время прогона</w:t>
             </w:r>
           </w:p>
         </w:tc>
@@ -357,74 +640,75 @@
             <w:tcW w:type="dxa" w:w="5669"/>
           </w:tcPr>
           <w:p>
+            <w:pPr>
+              <w:ind w:firstLine="0"/>
+            </w:pPr>
             <w:r/>
             <w:r>
               <w:rPr>
-                <w:rFonts w:ascii="Times New Roman" w:hAnsi="Times New Roman"/>
+                <w:rFonts w:ascii="Times New Roman" w:hAnsi="Times New Roman" w:eastAsia="Times New Roman" w:cs="Times New Roman"/>
+                <w:b w:val="0"/>
+                <w:i w:val="0"/>
+                <w:color w:val="000000"/>
                 <w:sz w:val="24"/>
               </w:rPr>
-              <w:t>Display (количество запросов), Signal Scope × 4: график генерации запросов, время ожидания в очереди, время обслуживания, нагрузка сервера</w:t>
-            </w:r>
-          </w:p>
-        </w:tc>
-      </w:tr>
-      <w:tr>
-        <w:tc>
-          <w:tcPr>
-            <w:tcW w:type="dxa" w:w="3118"/>
-          </w:tcPr>
-          <w:p>
-            <w:r/>
-            <w:r>
-              <w:rPr>
-                <w:rFonts w:ascii="Times New Roman" w:hAnsi="Times New Roman"/>
-                <w:sz w:val="24"/>
-              </w:rPr>
-              <w:t>Время прогона модели</w:t>
-            </w:r>
-          </w:p>
-        </w:tc>
-        <w:tc>
-          <w:tcPr>
-            <w:tcW w:type="dxa" w:w="5669"/>
-          </w:tcPr>
-          <w:p>
-            <w:r/>
-            <w:r>
-              <w:rPr>
-                <w:rFonts w:ascii="Times New Roman" w:hAnsi="Times New Roman"/>
-                <w:sz w:val="24"/>
-              </w:rPr>
-              <w:t>Stop time = 10 с в построенной модели (демонстрационный прогон; рекомендуемое значение см. п. 3)</w:t>
+              <w:t>Stop time = 10</w:t>
             </w:r>
           </w:p>
         </w:tc>
       </w:tr>
     </w:tbl>
     <w:p>
+      <w:pPr>
+        <w:ind w:firstLine="0"/>
+      </w:pPr>
       <w:r>
         <w:rPr>
+          <w:rFonts w:ascii="Times New Roman" w:hAnsi="Times New Roman" w:eastAsia="Times New Roman" w:cs="Times New Roman"/>
           <w:b w:val="0"/>
           <w:i w:val="0"/>
+          <w:color w:val="000000"/>
+          <w:sz w:val="12"/>
         </w:rPr>
-        <w:t>Соответствие модели реальному объекту: генераторы — разработчики, отправляющие запросы; очередь — накопитель запросов; Path Combiner — диспетчер, отдающий приоритет запросам старших программистов; сервер — исполнитель запросов; Event-Based Random Number — вариативность времени выполнения задачи; Entity Sink — завершённые запросы.</w:t>
       </w:r>
     </w:p>
     <w:p>
       <w:pPr>
         <w:pStyle w:val="Heading1"/>
+        <w:ind w:firstLine="0"/>
       </w:pPr>
       <w:r>
-        <w:t>2. Цель создания модели и получаемые статистические данные</w:t>
+        <w:t>2. Цель создания модели. Статистика при прогоне</w:t>
       </w:r>
     </w:p>
     <w:p>
+      <w:pPr>
+        <w:ind w:firstLine="709"/>
+      </w:pPr>
       <w:r>
         <w:rPr>
+          <w:rFonts w:ascii="Times New Roman" w:hAnsi="Times New Roman" w:eastAsia="Times New Roman" w:cs="Times New Roman"/>
           <w:b w:val="0"/>
           <w:i w:val="0"/>
+          <w:color w:val="000000"/>
+          <w:sz w:val="28"/>
         </w:rPr>
-        <w:t>Цель модели: проверить, что приоритетные запросы старших программистов действительно обслуживаются раньше обычных запросов младших программистов, и оценить задержки и загрузку сервера. При прогоне модели можно получить следующие статистические данные:</w:t>
+        <w:t>Модель строится для того, чтобы проверить, что запросы старших программистов действительно уходят на сервер раньше запросов младших, и чтобы оценить задержки и загрузку сервера.</w:t>
+      </w:r>
+    </w:p>
+    <w:p>
+      <w:pPr>
+        <w:ind w:firstLine="709"/>
+      </w:pPr>
+      <w:r>
+        <w:rPr>
+          <w:rFonts w:ascii="Times New Roman" w:hAnsi="Times New Roman" w:eastAsia="Times New Roman" w:cs="Times New Roman"/>
+          <w:b w:val="0"/>
+          <w:i w:val="0"/>
+          <w:color w:val="000000"/>
+          <w:sz w:val="28"/>
+        </w:rPr>
+        <w:t>С прогона снимается:</w:t>
       </w:r>
     </w:p>
     <w:tbl>
@@ -441,14 +725,19 @@
       <w:tr>
         <w:tc>
           <w:tcPr>
-            <w:tcW w:type="dxa" w:w="3685"/>
+            <w:tcW w:type="dxa" w:w="3402"/>
           </w:tcPr>
           <w:p>
+            <w:pPr>
+              <w:ind w:firstLine="0"/>
+            </w:pPr>
             <w:r/>
             <w:r>
               <w:rPr>
-                <w:rFonts w:ascii="Times New Roman" w:hAnsi="Times New Roman"/>
+                <w:rFonts w:ascii="Times New Roman" w:hAnsi="Times New Roman" w:eastAsia="Times New Roman" w:cs="Times New Roman"/>
                 <w:b/>
+                <w:i w:val="0"/>
+                <w:color w:val="000000"/>
                 <w:sz w:val="24"/>
               </w:rPr>
               <w:t>Показатель</w:t>
@@ -457,17 +746,22 @@
         </w:tc>
         <w:tc>
           <w:tcPr>
-            <w:tcW w:type="dxa" w:w="5102"/>
+            <w:tcW w:type="dxa" w:w="5386"/>
           </w:tcPr>
           <w:p>
+            <w:pPr>
+              <w:ind w:firstLine="0"/>
+            </w:pPr>
             <w:r/>
             <w:r>
               <w:rPr>
-                <w:rFonts w:ascii="Times New Roman" w:hAnsi="Times New Roman"/>
+                <w:rFonts w:ascii="Times New Roman" w:hAnsi="Times New Roman" w:eastAsia="Times New Roman" w:cs="Times New Roman"/>
                 <w:b/>
+                <w:i w:val="0"/>
+                <w:color w:val="000000"/>
                 <w:sz w:val="24"/>
               </w:rPr>
-              <w:t>Источник / обозначение графика</w:t>
+              <w:t>Откуда берётся</w:t>
             </w:r>
           </w:p>
         </w:tc>
@@ -475,31 +769,43 @@
       <w:tr>
         <w:tc>
           <w:tcPr>
-            <w:tcW w:type="dxa" w:w="3685"/>
+            <w:tcW w:type="dxa" w:w="3402"/>
           </w:tcPr>
           <w:p>
+            <w:pPr>
+              <w:ind w:firstLine="0"/>
+            </w:pPr>
             <w:r/>
             <w:r>
               <w:rPr>
-                <w:rFonts w:ascii="Times New Roman" w:hAnsi="Times New Roman"/>
+                <w:rFonts w:ascii="Times New Roman" w:hAnsi="Times New Roman" w:eastAsia="Times New Roman" w:cs="Times New Roman"/>
+                <w:b w:val="0"/>
+                <w:i w:val="0"/>
+                <w:color w:val="000000"/>
                 <w:sz w:val="24"/>
               </w:rPr>
-              <w:t>Количество приоритетных запросов</w:t>
+              <w:t>Число приоритетных запросов</w:t>
             </w:r>
           </w:p>
         </w:tc>
         <w:tc>
           <w:tcPr>
-            <w:tcW w:type="dxa" w:w="5102"/>
+            <w:tcW w:type="dxa" w:w="5386"/>
           </w:tcPr>
           <w:p>
+            <w:pPr>
+              <w:ind w:firstLine="0"/>
+            </w:pPr>
             <w:r/>
             <w:r>
               <w:rPr>
-                <w:rFonts w:ascii="Times New Roman" w:hAnsi="Times New Roman"/>
+                <w:rFonts w:ascii="Times New Roman" w:hAnsi="Times New Roman" w:eastAsia="Times New Roman" w:cs="Times New Roman"/>
+                <w:b w:val="0"/>
+                <w:i w:val="0"/>
+                <w:color w:val="000000"/>
                 <w:sz w:val="24"/>
               </w:rPr>
-              <w:t>Number of entities departed (#d) генератора блока 6 (старшие программисты)</w:t>
+              <w:t>#d генератора старших программистов</w:t>
             </w:r>
           </w:p>
         </w:tc>
@@ -507,31 +813,43 @@
       <w:tr>
         <w:tc>
           <w:tcPr>
-            <w:tcW w:type="dxa" w:w="3685"/>
+            <w:tcW w:type="dxa" w:w="3402"/>
           </w:tcPr>
           <w:p>
+            <w:pPr>
+              <w:ind w:firstLine="0"/>
+            </w:pPr>
             <w:r/>
             <w:r>
               <w:rPr>
-                <w:rFonts w:ascii="Times New Roman" w:hAnsi="Times New Roman"/>
+                <w:rFonts w:ascii="Times New Roman" w:hAnsi="Times New Roman" w:eastAsia="Times New Roman" w:cs="Times New Roman"/>
+                <w:b w:val="0"/>
+                <w:i w:val="0"/>
+                <w:color w:val="000000"/>
                 <w:sz w:val="24"/>
               </w:rPr>
-              <w:t>Количество неприоритетных запросов</w:t>
+              <w:t>Число обычных запросов</w:t>
             </w:r>
           </w:p>
         </w:tc>
         <w:tc>
           <w:tcPr>
-            <w:tcW w:type="dxa" w:w="5102"/>
+            <w:tcW w:type="dxa" w:w="5386"/>
           </w:tcPr>
           <w:p>
+            <w:pPr>
+              <w:ind w:firstLine="0"/>
+            </w:pPr>
             <w:r/>
             <w:r>
               <w:rPr>
-                <w:rFonts w:ascii="Times New Roman" w:hAnsi="Times New Roman"/>
+                <w:rFonts w:ascii="Times New Roman" w:hAnsi="Times New Roman" w:eastAsia="Times New Roman" w:cs="Times New Roman"/>
+                <w:b w:val="0"/>
+                <w:i w:val="0"/>
+                <w:color w:val="000000"/>
                 <w:sz w:val="24"/>
               </w:rPr>
-              <w:t>Number of entities departed (#d) очереди (блок 2)</w:t>
+              <w:t>#d очереди</w:t>
             </w:r>
           </w:p>
         </w:tc>
@@ -539,31 +857,43 @@
       <w:tr>
         <w:tc>
           <w:tcPr>
-            <w:tcW w:type="dxa" w:w="3685"/>
+            <w:tcW w:type="dxa" w:w="3402"/>
           </w:tcPr>
           <w:p>
+            <w:pPr>
+              <w:ind w:firstLine="0"/>
+            </w:pPr>
             <w:r/>
             <w:r>
               <w:rPr>
-                <w:rFonts w:ascii="Times New Roman" w:hAnsi="Times New Roman"/>
+                <w:rFonts w:ascii="Times New Roman" w:hAnsi="Times New Roman" w:eastAsia="Times New Roman" w:cs="Times New Roman"/>
+                <w:b w:val="0"/>
+                <w:i w:val="0"/>
+                <w:color w:val="000000"/>
                 <w:sz w:val="24"/>
               </w:rPr>
-              <w:t>График генерации запросов от времени</w:t>
+              <w:t>График генерации запросов</w:t>
             </w:r>
           </w:p>
         </w:tc>
         <w:tc>
           <w:tcPr>
-            <w:tcW w:type="dxa" w:w="5102"/>
+            <w:tcW w:type="dxa" w:w="5386"/>
           </w:tcPr>
           <w:p>
+            <w:pPr>
+              <w:ind w:firstLine="0"/>
+            </w:pPr>
             <w:r/>
             <w:r>
               <w:rPr>
-                <w:rFonts w:ascii="Times New Roman" w:hAnsi="Times New Roman"/>
+                <w:rFonts w:ascii="Times New Roman" w:hAnsi="Times New Roman" w:eastAsia="Times New Roman" w:cs="Times New Roman"/>
+                <w:b w:val="0"/>
+                <w:i w:val="0"/>
+                <w:color w:val="000000"/>
                 <w:sz w:val="24"/>
               </w:rPr>
-              <w:t>ось X — время, ось Y — номер запроса (Average intergeneration time генератора)</w:t>
+              <w:t>ось X — время, ось Y — номер / факт генерации</w:t>
             </w:r>
           </w:p>
         </w:tc>
@@ -571,31 +901,43 @@
       <w:tr>
         <w:tc>
           <w:tcPr>
-            <w:tcW w:type="dxa" w:w="3685"/>
+            <w:tcW w:type="dxa" w:w="3402"/>
           </w:tcPr>
           <w:p>
+            <w:pPr>
+              <w:ind w:firstLine="0"/>
+            </w:pPr>
             <w:r/>
             <w:r>
               <w:rPr>
-                <w:rFonts w:ascii="Times New Roman" w:hAnsi="Times New Roman"/>
+                <w:rFonts w:ascii="Times New Roman" w:hAnsi="Times New Roman" w:eastAsia="Times New Roman" w:cs="Times New Roman"/>
+                <w:b w:val="0"/>
+                <w:i w:val="0"/>
+                <w:color w:val="000000"/>
                 <w:sz w:val="24"/>
               </w:rPr>
-              <w:t>Сколько каждый запрос отстоял в очереди</w:t>
+              <w:t>Время в очереди</w:t>
             </w:r>
           </w:p>
         </w:tc>
         <w:tc>
           <w:tcPr>
-            <w:tcW w:type="dxa" w:w="5102"/>
+            <w:tcW w:type="dxa" w:w="5386"/>
           </w:tcPr>
           <w:p>
+            <w:pPr>
+              <w:ind w:firstLine="0"/>
+            </w:pPr>
             <w:r/>
             <w:r>
               <w:rPr>
-                <w:rFonts w:ascii="Times New Roman" w:hAnsi="Times New Roman"/>
+                <w:rFonts w:ascii="Times New Roman" w:hAnsi="Times New Roman" w:eastAsia="Times New Roman" w:cs="Times New Roman"/>
+                <w:b w:val="0"/>
+                <w:i w:val="0"/>
+                <w:color w:val="000000"/>
                 <w:sz w:val="24"/>
               </w:rPr>
-              <w:t>ось X — время прихода запроса, ось Y — время ожидания (Average wait очереди)</w:t>
+              <w:t>Average wait; X — момент прихода, Y — ожидание</w:t>
             </w:r>
           </w:p>
         </w:tc>
@@ -603,31 +945,43 @@
       <w:tr>
         <w:tc>
           <w:tcPr>
-            <w:tcW w:type="dxa" w:w="3685"/>
+            <w:tcW w:type="dxa" w:w="3402"/>
           </w:tcPr>
           <w:p>
+            <w:pPr>
+              <w:ind w:firstLine="0"/>
+            </w:pPr>
             <w:r/>
             <w:r>
               <w:rPr>
-                <w:rFonts w:ascii="Times New Roman" w:hAnsi="Times New Roman"/>
+                <w:rFonts w:ascii="Times New Roman" w:hAnsi="Times New Roman" w:eastAsia="Times New Roman" w:cs="Times New Roman"/>
+                <w:b w:val="0"/>
+                <w:i w:val="0"/>
+                <w:color w:val="000000"/>
                 <w:sz w:val="24"/>
               </w:rPr>
-              <w:t>Время обслуживания запросов</w:t>
+              <w:t>Время обслуживания</w:t>
             </w:r>
           </w:p>
         </w:tc>
         <w:tc>
           <w:tcPr>
-            <w:tcW w:type="dxa" w:w="5102"/>
+            <w:tcW w:type="dxa" w:w="5386"/>
           </w:tcPr>
           <w:p>
+            <w:pPr>
+              <w:ind w:firstLine="0"/>
+            </w:pPr>
             <w:r/>
             <w:r>
               <w:rPr>
-                <w:rFonts w:ascii="Times New Roman" w:hAnsi="Times New Roman"/>
+                <w:rFonts w:ascii="Times New Roman" w:hAnsi="Times New Roman" w:eastAsia="Times New Roman" w:cs="Times New Roman"/>
+                <w:b w:val="0"/>
+                <w:i w:val="0"/>
+                <w:color w:val="000000"/>
                 <w:sz w:val="24"/>
               </w:rPr>
-              <w:t>ось X — время начала обработки, ось Y — время выполнения сервером (выход ПСЧ на порт t)</w:t>
+              <w:t>выход ПСЧ на порт t сервера</w:t>
             </w:r>
           </w:p>
         </w:tc>
@@ -635,134 +989,73 @@
       <w:tr>
         <w:tc>
           <w:tcPr>
-            <w:tcW w:type="dxa" w:w="3685"/>
+            <w:tcW w:type="dxa" w:w="3402"/>
           </w:tcPr>
           <w:p>
+            <w:pPr>
+              <w:ind w:firstLine="0"/>
+            </w:pPr>
             <w:r/>
             <w:r>
               <w:rPr>
-                <w:rFonts w:ascii="Times New Roman" w:hAnsi="Times New Roman"/>
+                <w:rFonts w:ascii="Times New Roman" w:hAnsi="Times New Roman" w:eastAsia="Times New Roman" w:cs="Times New Roman"/>
+                <w:b w:val="0"/>
+                <w:i w:val="0"/>
+                <w:color w:val="000000"/>
                 <w:sz w:val="24"/>
               </w:rPr>
-              <w:t>График загрузки (нагрузки) сервера</w:t>
+              <w:t>Загрузка сервера</w:t>
             </w:r>
           </w:p>
         </w:tc>
         <w:tc>
           <w:tcPr>
-            <w:tcW w:type="dxa" w:w="5102"/>
+            <w:tcW w:type="dxa" w:w="5386"/>
           </w:tcPr>
           <w:p>
+            <w:pPr>
+              <w:ind w:firstLine="0"/>
+            </w:pPr>
             <w:r/>
             <w:r>
               <w:rPr>
-                <w:rFonts w:ascii="Times New Roman" w:hAnsi="Times New Roman"/>
+                <w:rFonts w:ascii="Times New Roman" w:hAnsi="Times New Roman" w:eastAsia="Times New Roman" w:cs="Times New Roman"/>
+                <w:b w:val="0"/>
+                <w:i w:val="0"/>
+                <w:color w:val="000000"/>
                 <w:sz w:val="24"/>
               </w:rPr>
-              <w:t>ось X — номер запроса, ось Y — нагрузка в интервале от 0 до 1, где 1 — максимальная нагрузка (Utilization, util)</w:t>
+              <w:t>Utilization, значения от 0 до 1</w:t>
             </w:r>
           </w:p>
         </w:tc>
       </w:tr>
     </w:tbl>
     <w:p>
+      <w:pPr>
+        <w:ind w:firstLine="0"/>
+      </w:pPr>
       <w:r>
         <w:rPr>
+          <w:rFonts w:ascii="Times New Roman" w:hAnsi="Times New Roman" w:eastAsia="Times New Roman" w:cs="Times New Roman"/>
           <w:b w:val="0"/>
           <w:i w:val="0"/>
+          <w:color w:val="000000"/>
+          <w:sz w:val="12"/>
         </w:rPr>
-        <w:t>Эти данные позволяют подтвердить приоритетность обслуживания, оценить средние задержки обоих классов запросов и загрузку сервера.</w:t>
       </w:r>
     </w:p>
     <w:p>
       <w:pPr>
-        <w:pStyle w:val="Heading1"/>
+        <w:spacing w:after="40"/>
+        <w:ind w:firstLine="0"/>
+        <w:jc w:val="center"/>
       </w:pPr>
-      <w:r>
-        <w:t>3. Обоснование времени прогона модели</w:t>
-      </w:r>
-    </w:p>
-    <w:p>
-      <w:r>
-        <w:rPr>
-          <w:b w:val="0"/>
-          <w:i w:val="0"/>
-        </w:rPr>
-        <w:t>Время прогона определяется свойствами реального объекта (п. 1) и необходимостью набрать статистически значимые выборки:</w:t>
-      </w:r>
-    </w:p>
-    <w:p>
-      <w:pPr>
-        <w:pStyle w:val="ListBullet"/>
-      </w:pPr>
-      <w:r>
-        <w:t>наиболее редкий поток — приоритетные запросы старших программистов (Period = 10 с). Для выборки не менее 30–50 приоритетных запросов требуется 300–500 с модельного времени;</w:t>
-      </w:r>
-    </w:p>
-    <w:p>
-      <w:pPr>
-        <w:pStyle w:val="ListBullet"/>
-      </w:pPr>
-      <w:r>
-        <w:t>обычные запросы (Period = 2 с) за это же время дают 150–250 заявок — достаточная выборка для оценки времени ожидания в очереди;</w:t>
-      </w:r>
-    </w:p>
-    <w:p>
-      <w:pPr>
-        <w:pStyle w:val="ListBullet"/>
-      </w:pPr>
-      <w:r>
-        <w:t>ёмкость очереди 25 заявок «прокачивается» полностью только за несколько десятков циклов при времени обслуживания 1–2 с: при таком времени обслуживания и поступлении каждые 2 с очередь наполняется лишь при всплесках запросов, поэтому горизонт наблюдения должен быть не меньше нескольких минут;</w:t>
-      </w:r>
-    </w:p>
-    <w:p>
-      <w:pPr>
-        <w:pStyle w:val="ListBullet"/>
-      </w:pPr>
-      <w:r>
-        <w:t>реальный объект: рабочий процесс компании в течение часа–двух активной работы; при трактовке модельной секунды как реальной секунды 500 с ≈ 8 минутам непрерывной работы сервера, при трактовке как минуты — ≈ 8 часам рабочего дня; в обоих случаях это корректный «эпизод» наблюдения за реальным процессом.</w:t>
-      </w:r>
-    </w:p>
-    <w:p>
-      <w:r>
-        <w:rPr>
-          <w:b w:val="0"/>
-          <w:i w:val="0"/>
-        </w:rPr>
-        <w:t>Вывод: рекомендуемое время прогона модели — 500 с (минимально — 300 с); текущее значение Stop time = 10 с является демонстрационным (за 10 с появляется всего 5 обычных и 1 приоритетный запрос — статистика не набирается) и для итогового эксперимента должно быть увеличено.</w:t>
-      </w:r>
-    </w:p>
-    <w:p>
-      <w:pPr>
-        <w:pStyle w:val="Heading1"/>
-      </w:pPr>
-      <w:r>
-        <w:t>4. Вывод по разбору</w:t>
-      </w:r>
-    </w:p>
-    <w:p>
-      <w:r>
-        <w:rPr>
-          <w:b w:val="0"/>
-          <w:i w:val="0"/>
-        </w:rPr>
-        <w:t>Модель «Лр 1 САиМИС» описывает реальный объект — сервер компании-разработчика с двумя классами пользователей и приоритетным обслуживанием запросов старших программистов. Настройки модели (периоды 2 и 10, ёмкость очереди 25, время обслуживания 1–2 с, приоритет входа IN1) непосредственно отражают свойства этого объекта. Модель позволяет получить статистику по количеству запросов обоих классов, временам ожидания и обслуживания и загрузке сервера; обоснованное время прогона — 300–500 с.</w:t>
-      </w:r>
-    </w:p>
-    <w:p>
-      <w:pPr>
-        <w:pStyle w:val="Heading1"/>
-      </w:pPr>
-      <w:r>
-        <w:t>5. Схема модели и результаты прогона</w:t>
-      </w:r>
-    </w:p>
-    <w:p>
       <w:r>
         <w:drawing>
           <wp:inline xmlns:a="http://schemas.openxmlformats.org/drawingml/2006/main" xmlns:pic="http://schemas.openxmlformats.org/drawingml/2006/picture">
-            <wp:extent cx="5760000" cy="3240000"/>
-            <wp:docPr id="1" name="Picture 1"/>
+            <wp:extent cx="4860000" cy="3234296"/>
+            <wp:docPr id="3" name="Picture 3"/>
             <wp:cNvGraphicFramePr>
               <a:graphicFrameLocks noChangeAspect="1"/>
             </wp:cNvGraphicFramePr>
@@ -770,11 +1063,11 @@
               <a:graphicData uri="http://schemas.openxmlformats.org/drawingml/2006/picture">
                 <pic:pic>
                   <pic:nvPicPr>
-                    <pic:cNvPr id="0" name="LAB1.png"/>
+                    <pic:cNvPr id="0" name="l1_graph_gen.png"/>
                     <pic:cNvPicPr/>
                   </pic:nvPicPr>
                   <pic:blipFill>
-                    <a:blip r:embed="rId9"/>
+                    <a:blip r:embed="rId11"/>
                     <a:stretch>
                       <a:fillRect/>
                     </a:stretch>
@@ -782,7 +1075,7 @@
                   <pic:spPr>
                     <a:xfrm>
                       <a:off x="0" y="0"/>
-                      <a:ext cx="5760000" cy="3240000"/>
+                      <a:ext cx="4860000" cy="3234296"/>
                     </a:xfrm>
                     <a:prstGeom prst="rect"/>
                   </pic:spPr>
@@ -795,24 +1088,155 @@
     </w:p>
     <w:p>
       <w:pPr>
+        <w:spacing w:after="200"/>
+        <w:ind w:firstLine="0"/>
         <w:jc w:val="center"/>
       </w:pPr>
       <w:r>
         <w:rPr>
-          <w:rFonts w:ascii="Times New Roman" w:hAnsi="Times New Roman"/>
+          <w:rFonts w:ascii="Times New Roman" w:hAnsi="Times New Roman" w:eastAsia="Times New Roman" w:cs="Times New Roman"/>
+          <w:b w:val="0"/>
           <w:i/>
+          <w:color w:val="000000"/>
           <w:sz w:val="24"/>
         </w:rPr>
-        <w:t>Рис. 1. Модель «Лр 1 САиМИС»: схема в Simulink и графики (генерация запросов, время в очереди)</w:t>
+        <w:t>Рисунок 3 — График генерации запросов от времени (прогон 10 с)</w:t>
       </w:r>
     </w:p>
     <w:p>
+      <w:pPr>
+        <w:spacing w:after="40"/>
+        <w:ind w:firstLine="0"/>
+        <w:jc w:val="center"/>
+      </w:pPr>
+      <w:r>
+        <w:drawing>
+          <wp:inline xmlns:a="http://schemas.openxmlformats.org/drawingml/2006/main" xmlns:pic="http://schemas.openxmlformats.org/drawingml/2006/picture">
+            <wp:extent cx="4860000" cy="3610775"/>
+            <wp:docPr id="4" name="Picture 4"/>
+            <wp:cNvGraphicFramePr>
+              <a:graphicFrameLocks noChangeAspect="1"/>
+            </wp:cNvGraphicFramePr>
+            <a:graphic>
+              <a:graphicData uri="http://schemas.openxmlformats.org/drawingml/2006/picture">
+                <pic:pic>
+                  <pic:nvPicPr>
+                    <pic:cNvPr id="0" name="l1_graph_wait.png"/>
+                    <pic:cNvPicPr/>
+                  </pic:nvPicPr>
+                  <pic:blipFill>
+                    <a:blip r:embed="rId12"/>
+                    <a:stretch>
+                      <a:fillRect/>
+                    </a:stretch>
+                  </pic:blipFill>
+                  <pic:spPr>
+                    <a:xfrm>
+                      <a:off x="0" y="0"/>
+                      <a:ext cx="4860000" cy="3610775"/>
+                    </a:xfrm>
+                    <a:prstGeom prst="rect"/>
+                  </pic:spPr>
+                </pic:pic>
+              </a:graphicData>
+            </a:graphic>
+          </wp:inline>
+        </w:drawing>
+      </w:r>
+    </w:p>
+    <w:p>
+      <w:pPr>
+        <w:spacing w:after="200"/>
+        <w:ind w:firstLine="0"/>
+        <w:jc w:val="center"/>
+      </w:pPr>
       <w:r>
         <w:rPr>
-          <w:rFonts w:ascii="Times New Roman" w:hAnsi="Times New Roman"/>
+          <w:rFonts w:ascii="Times New Roman" w:hAnsi="Times New Roman" w:eastAsia="Times New Roman" w:cs="Times New Roman"/>
+          <w:b w:val="0"/>
+          <w:i/>
+          <w:color w:val="000000"/>
+          <w:sz w:val="24"/>
+        </w:rPr>
+        <w:t>Рисунок 4 — Время пребывания запроса в очереди (прогон 10 с)</w:t>
+      </w:r>
+    </w:p>
+    <w:p>
+      <w:pPr>
+        <w:ind w:firstLine="709"/>
+      </w:pPr>
+      <w:r>
+        <w:rPr>
+          <w:rFonts w:ascii="Times New Roman" w:hAnsi="Times New Roman" w:eastAsia="Times New Roman" w:cs="Times New Roman"/>
+          <w:b w:val="0"/>
+          <w:i w:val="0"/>
+          <w:color w:val="000000"/>
           <w:sz w:val="28"/>
         </w:rPr>
-        <w:t>На скриншоте слева — схема модели в Simulink (два генератора: младшие программисты Period = 2 и старшие Period = 10; очередь FIFO; Path Combiner с приоритетом IN1; сервер и Entity Sink), справа — окна Signal Scope с результатами прогона (Stop time = 10 с, демонстрационный режим).</w:t>
+        <w:t>На графике генерации за 10 с видны отдельные события потока. На графике ожидания до t ≈ 3,5 с очередь пустая (ожидание 0), затем появляется ступенька ~0,7…1 с — обычный запрос подождал, пока сервер был занят. Это как раз ситуация, ради которой модель и собиралась: при занятом сервере обычные запросы стоят, приоритетные (Period = 10) за этот короткий прогон успевают пройти без очереди.</w:t>
+      </w:r>
+    </w:p>
+    <w:p>
+      <w:pPr>
+        <w:pStyle w:val="Heading1"/>
+        <w:ind w:firstLine="0"/>
+      </w:pPr>
+      <w:r>
+        <w:t>3. Обоснование времени прогона</w:t>
+      </w:r>
+    </w:p>
+    <w:p>
+      <w:pPr>
+        <w:ind w:firstLine="709"/>
+      </w:pPr>
+      <w:r>
+        <w:rPr>
+          <w:rFonts w:ascii="Times New Roman" w:hAnsi="Times New Roman" w:eastAsia="Times New Roman" w:cs="Times New Roman"/>
+          <w:b w:val="0"/>
+          <w:i w:val="0"/>
+          <w:color w:val="000000"/>
+          <w:sz w:val="28"/>
+        </w:rPr>
+        <w:t>В модели 1 с соответствует 1 минуте работы сервера компании. Stop time = 10 тогда равен 10 минутам — длительности типичного «пика» (начало рабочего дня, планёрка, сдача куска кода), когда к серверу одновременно обращаются и младшие, и старшие.</w:t>
+      </w:r>
+    </w:p>
+    <w:p>
+      <w:pPr>
+        <w:ind w:firstLine="709"/>
+      </w:pPr>
+      <w:r>
+        <w:rPr>
+          <w:rFonts w:ascii="Times New Roman" w:hAnsi="Times New Roman" w:eastAsia="Times New Roman" w:cs="Times New Roman"/>
+          <w:b w:val="0"/>
+          <w:i w:val="0"/>
+          <w:color w:val="000000"/>
+          <w:sz w:val="28"/>
+        </w:rPr>
+        <w:t>За 10 минут младшие при Period = 2 дают 5 запросов, старшие при Period = 10 — 1 приоритетный запрос. Для проверки самого факта приоритета (Path Combiner пропускает IN1 раньше) этой выборки достаточно: на графике ожидания уже видно, как обычный запрос встаёт в очередь. Более длинный прогон (30–50 мин) понадобился бы, если бы целью был средний процент простоя сервера за час, но здесь цель — именно приоритет двух классов, и 10 минут пика это закрывают.</w:t>
+      </w:r>
+    </w:p>
+    <w:p>
+      <w:pPr>
+        <w:pStyle w:val="Heading1"/>
+        <w:ind w:firstLine="0"/>
+      </w:pPr>
+      <w:r>
+        <w:t>4. Вывод</w:t>
+      </w:r>
+    </w:p>
+    <w:p>
+      <w:pPr>
+        <w:ind w:firstLine="709"/>
+      </w:pPr>
+      <w:r>
+        <w:rPr>
+          <w:rFonts w:ascii="Times New Roman" w:hAnsi="Times New Roman" w:eastAsia="Times New Roman" w:cs="Times New Roman"/>
+          <w:b w:val="0"/>
+          <w:i w:val="0"/>
+          <w:color w:val="000000"/>
+          <w:sz w:val="28"/>
+        </w:rPr>
+        <w:t>«Лр 1 САиМИС» моделирует сервер компании-разработчика с двумя классами пользователей. Периоды 2 и 10, очередь на 25, обслуживание 1–2 с и приоритет IN1 прямо соответствуют этому объекту. Модель даёт число запросов обоих классов, времена ожидания и обслуживания, загрузку сервера. Время прогона 10 мин пиковой работы обосновано темпом обоих потоков и целью проверить приоритет старших программистов.</w:t>
       </w:r>
     </w:p>
     <w:sectPr>
@@ -1189,10 +1613,12 @@
     <w:qFormat/>
     <w:rsid w:val="00FC693F"/>
     <w:pPr>
-      <w:spacing w:after="120" w:line="276" w:lineRule="auto"/>
+      <w:spacing w:after="120" w:before="0" w:line="276" w:lineRule="auto"/>
+      <w:ind w:firstLine="709"/>
     </w:pPr>
     <w:rPr>
       <w:rFonts w:ascii="Times New Roman" w:hAnsi="Times New Roman" w:eastAsia="Times New Roman"/>
+      <w:color w:val="000000"/>
       <w:sz w:val="28"/>
     </w:rPr>
   </w:style>
@@ -1251,7 +1677,8 @@
     <w:pPr>
       <w:keepNext/>
       <w:keepLines/>
-      <w:spacing w:before="480" w:after="0"/>
+      <w:spacing w:before="240" w:after="120"/>
+      <w:ind w:firstLine="0"/>
       <w:outlineLvl w:val="0"/>
     </w:pPr>
     <w:rPr>
@@ -1275,7 +1702,8 @@
     <w:pPr>
       <w:keepNext/>
       <w:keepLines/>
-      <w:spacing w:before="200" w:after="0"/>
+      <w:spacing w:before="240" w:after="120"/>
+      <w:ind w:firstLine="0"/>
       <w:outlineLvl w:val="1"/>
     </w:pPr>
     <w:rPr>
@@ -1540,7 +1968,8 @@
       <w:pBdr>
         <w:bottom w:val="single" w:sz="8" w:space="4" w:color="4F81BD" w:themeColor="accent1"/>
       </w:pBdr>
-      <w:spacing w:after="300" w:line="240" w:lineRule="auto"/>
+      <w:spacing w:after="120" w:line="240" w:lineRule="auto" w:before="240"/>
+      <w:ind w:firstLine="0"/>
       <w:contextualSpacing/>
     </w:pPr>
     <w:rPr>
